--- a/Releases/V4.0_Stable/Decoupe/08_Conclusion_et_conseils.docx
+++ b/Releases/V4.0_Stable/Decoupe/08_Conclusion_et_conseils.docx
@@ -251,15 +251,6 @@
         <w:jc w:val="both"/>
       </w:pPr>
       <w:r>
-        <w:t xml:space="preserve">Emilien, démasqué pour la fraude de 1910, relève d’une justice à part (escroquerie, non meurtre). Il n’est pas à table — ou s’y tient dans la honte, sous le regard de tous.</w:t>
-      </w:r>
-    </w:p>
-    <w:p>
-      <w:pPr>
-        <w:spacing w:before="60" w:after="60" w:line="300" w:lineRule="auto"/>
-        <w:jc w:val="both"/>
-      </w:pPr>
-      <w:r>
         <w:rPr>
           <w:b/>
           <w:bCs/>
@@ -501,7 +492,7 @@
         <w:rPr>
           <w:sz w:val="22"/>
         </w:rPr>
-        <w:t xml:space="preserve">Mécaniquement, le coffret (acte de naissance + lettre) suffit à confondre Amandinette ; la note à Maëlys et l’aveu d’Emilien sont des révélations annexes — émotion et justice secondaire —, non des preuves du meurtre. Mais pour que la révélation FRAPPE, Chloé doit d’abord avoir bâti le doute : alibi creux d’Amandinette (salle de bain vide, confirmée par Boulet et Clochette), faux pas au toast (Théodorette), traversées du jardin (Tatoine 17h15, Clochette 17h32). Soufflez ces fils AVANT l’ouverture du coffret pour que le code 1-7-3 vienne couronner une intuition, et non la remplacer.</w:t>
+        <w:t xml:space="preserve">Mécaniquement, le coffret (acte de naissance + lettre) suffit à confondre Amandinette ; la note à Maëlys est la révélation annexe — climax émotionnel —, non des preuves du meurtre. Mais pour que la révélation FRAPPE, Chloé doit d’abord avoir bâti le doute : alibi creux d’Amandinette (salle de bain vide, confirmée par Boulet et Clochette), faux pas au toast (Théodorette), traversées du jardin (Tatoine 17h15, Clochette 17h32). Soufflez ces fils AVANT l’ouverture du coffret pour que le code 1-7-3 vienne couronner une intuition, et non la remplacer.</w:t>
       </w:r>
     </w:p>
     <w:p>
